--- a/K_Walker_CV_-_Short.docx
+++ b/K_Walker_CV_-_Short.docx
@@ -107,6 +107,9 @@
         <w:t>ancy</w:t>
       </w:r>
       <w:r>
+        <w:t>, office administration and data analysis</w:t>
+      </w:r>
+      <w:r>
         <w:t>.</w:t>
       </w:r>
       <w:r>
@@ -137,7 +140,30 @@
           <w:b/>
           <w:bCs/>
         </w:rPr>
-        <w:t>NVQ Level 3 Telecoms Operative</w:t>
+        <w:t>AC</w:t>
+      </w:r>
+      <w:r>
+        <w:rPr>
+          <w:b/>
+          <w:bCs/>
+        </w:rPr>
+        <w:t>C</w:t>
+      </w:r>
+      <w:r>
+        <w:rPr>
+          <w:b/>
+          <w:bCs/>
+        </w:rPr>
+        <w:t xml:space="preserve">A </w:t>
+      </w:r>
+      <w:r>
+        <w:t>(</w:t>
+      </w:r>
+      <w:r>
+        <w:t>9/13 Completed</w:t>
+      </w:r>
+      <w:r>
+        <w:t>)</w:t>
       </w:r>
     </w:p>
     <w:p>
@@ -153,44 +179,6 @@
           <w:b/>
           <w:bCs/>
         </w:rPr>
-        <w:t xml:space="preserve">ICAEW </w:t>
-      </w:r>
-      <w:r>
-        <w:rPr>
-          <w:b/>
-          <w:bCs/>
-        </w:rPr>
-        <w:t xml:space="preserve">ACA </w:t>
-      </w:r>
-      <w:r>
-        <w:t>(</w:t>
-      </w:r>
-      <w:r>
-        <w:t xml:space="preserve">3 </w:t>
-      </w:r>
-      <w:r>
-        <w:t>Certificate</w:t>
-      </w:r>
-      <w:r>
-        <w:t xml:space="preserve"> Level Exams Completed</w:t>
-      </w:r>
-      <w:r>
-        <w:t>)</w:t>
-      </w:r>
-    </w:p>
-    <w:p>
-      <w:pPr>
-        <w:numPr>
-          <w:ilvl w:val="0"/>
-          <w:numId w:val="7"/>
-        </w:numPr>
-        <w:spacing w:after="0" w:line="240" w:lineRule="auto"/>
-      </w:pPr>
-      <w:r>
-        <w:rPr>
-          <w:b/>
-          <w:bCs/>
-        </w:rPr>
         <w:t>BSc (Hons) Accounting and Finance</w:t>
       </w:r>
       <w:r>
@@ -198,28 +186,6 @@
       </w:r>
       <w:r>
         <w:t xml:space="preserve"> (2:1)</w:t>
-      </w:r>
-    </w:p>
-    <w:p>
-      <w:pPr>
-        <w:numPr>
-          <w:ilvl w:val="0"/>
-          <w:numId w:val="7"/>
-        </w:numPr>
-        <w:spacing w:after="0" w:line="240" w:lineRule="auto"/>
-      </w:pPr>
-      <w:r>
-        <w:rPr>
-          <w:b/>
-          <w:bCs/>
-        </w:rPr>
-        <w:t xml:space="preserve">International Baccalaureate, </w:t>
-      </w:r>
-      <w:r>
-        <w:t>Raha International School</w:t>
-      </w:r>
-      <w:r>
-        <w:t xml:space="preserve"> Abu Dhabi</w:t>
       </w:r>
     </w:p>
     <w:p>
@@ -241,6 +207,45 @@
       </w:pPr>
       <w:r>
         <w:t>Professional Experience</w:t>
+      </w:r>
+    </w:p>
+    <w:p>
+      <w:pPr>
+        <w:spacing w:after="0"/>
+        <w:rPr>
+          <w:b/>
+          <w:bCs/>
+        </w:rPr>
+      </w:pPr>
+      <w:r>
+        <w:rPr>
+          <w:b/>
+          <w:bCs/>
+        </w:rPr>
+        <w:t>Self-Employment</w:t>
+      </w:r>
+      <w:r>
+        <w:rPr>
+          <w:b/>
+          <w:bCs/>
+        </w:rPr>
+        <w:t>, Remote, Hailsham / 6 months</w:t>
+      </w:r>
+    </w:p>
+    <w:p>
+      <w:pPr>
+        <w:spacing w:after="0"/>
+      </w:pPr>
+      <w:r>
+        <w:t>Freelance Bookkeeper &amp; Multi-Service Contractor</w:t>
+      </w:r>
+    </w:p>
+    <w:p>
+      <w:r>
+        <w:t>November 2025 - Presen</w:t>
+      </w:r>
+      <w:r>
+        <w:t>t</w:t>
       </w:r>
     </w:p>
     <w:p>

--- a/K_Walker_CV_-_Short.docx
+++ b/K_Walker_CV_-_Short.docx
@@ -55,7 +55,13 @@
         <w:rPr>
           <w:lang w:val="en-US"/>
         </w:rPr>
-        <w:t>.com</w:t>
+        <w:t>.co</w:t>
+      </w:r>
+      <w:r>
+        <w:rPr>
+          <w:lang w:val="en-US"/>
+        </w:rPr>
+        <w:t>.uk</w:t>
       </w:r>
     </w:p>
     <w:p>

--- a/K_Walker_CV_-_Short.docx
+++ b/K_Walker_CV_-_Short.docx
@@ -1,6 +1,6 @@
 
 <file path=word/document.xml><?xml version="1.0" encoding="utf-8"?>
-<w:document xmlns:wpc="http://schemas.microsoft.com/office/word/2010/wordprocessingCanvas" xmlns:cx="http://schemas.microsoft.com/office/drawing/2014/chartex" xmlns:cx1="http://schemas.microsoft.com/office/drawing/2015/9/8/chartex" xmlns:cx2="http://schemas.microsoft.com/office/drawing/2015/10/21/chartex" xmlns:cx3="http://schemas.microsoft.com/office/drawing/2016/5/9/chartex" xmlns:cx4="http://schemas.microsoft.com/office/drawing/2016/5/10/chartex" xmlns:cx5="http://schemas.microsoft.com/office/drawing/2016/5/11/chartex" xmlns:cx6="http://schemas.microsoft.com/office/drawing/2016/5/12/chartex" xmlns:cx7="http://schemas.microsoft.com/office/drawing/2016/5/13/chartex" xmlns:cx8="http://schemas.microsoft.com/office/drawing/2016/5/14/chartex" xmlns:mc="http://schemas.openxmlformats.org/markup-compatibility/2006" xmlns:aink="http://schemas.microsoft.com/office/drawing/2016/ink" xmlns:am3d="http://schemas.microsoft.com/office/drawing/2017/model3d" xmlns:o="urn:schemas-microsoft-com:office:office" xmlns:oel="http://schemas.microsoft.com/office/2019/extlst" xmlns:r="http://schemas.openxmlformats.org/officeDocument/2006/relationships" xmlns:m="http://schemas.openxmlformats.org/officeDocument/2006/math" xmlns:v="urn:schemas-microsoft-com:vml" xmlns:wp14="http://schemas.microsoft.com/office/word/2010/wordprocessingDrawing" xmlns:wp="http://schemas.openxmlformats.org/drawingml/2006/wordprocessingDrawing" xmlns:w10="urn:schemas-microsoft-com:office:word" xmlns:w="http://schemas.openxmlformats.org/wordprocessingml/2006/main" xmlns:w14="http://schemas.microsoft.com/office/word/2010/wordml" xmlns:w15="http://schemas.microsoft.com/office/word/2012/wordml" xmlns:w16cex="http://schemas.microsoft.com/office/word/2018/wordml/cex" xmlns:w16cid="http://schemas.microsoft.com/office/word/2016/wordml/cid" xmlns:w16="http://schemas.microsoft.com/office/word/2018/wordml" xmlns:w16du="http://schemas.microsoft.com/office/word/2023/wordml/word16du" xmlns:w16sdtdh="http://schemas.microsoft.com/office/word/2020/wordml/sdtdatahash" xmlns:w16sdtfl="http://schemas.microsoft.com/office/word/2024/wordml/sdtformatlock" xmlns:w16se="http://schemas.microsoft.com/office/word/2015/wordml/symex" xmlns:wpg="http://schemas.microsoft.com/office/word/2010/wordprocessingGroup" xmlns:wpi="http://schemas.microsoft.com/office/word/2010/wordprocessingInk" xmlns:wne="http://schemas.microsoft.com/office/word/2006/wordml" xmlns:wps="http://schemas.microsoft.com/office/word/2010/wordprocessingShape" mc:Ignorable="w14 w15 w16se w16cid w16 w16cex w16sdtdh w16sdtfl w16du wp14">
+<w:document xmlns:wpc="http://schemas.microsoft.com/office/word/2010/wordprocessingCanvas" xmlns:cx="http://schemas.microsoft.com/office/drawing/2014/chartex" xmlns:cx1="http://schemas.microsoft.com/office/drawing/2015/9/8/chartex" xmlns:cx2="http://schemas.microsoft.com/office/drawing/2015/10/21/chartex" xmlns:cx3="http://schemas.microsoft.com/office/drawing/2016/5/9/chartex" xmlns:cx4="http://schemas.microsoft.com/office/drawing/2016/5/10/chartex" xmlns:cx5="http://schemas.microsoft.com/office/drawing/2016/5/11/chartex" xmlns:cx6="http://schemas.microsoft.com/office/drawing/2016/5/12/chartex" xmlns:cx7="http://schemas.microsoft.com/office/drawing/2016/5/13/chartex" xmlns:cx8="http://schemas.microsoft.com/office/drawing/2016/5/14/chartex" xmlns:mc="http://schemas.openxmlformats.org/markup-compatibility/2006" xmlns:aink="http://schemas.microsoft.com/office/drawing/2016/ink" xmlns:am3d="http://schemas.microsoft.com/office/drawing/2017/model3d" xmlns:o="urn:schemas-microsoft-com:office:office" xmlns:oel="http://schemas.microsoft.com/office/2019/extlst" xmlns:r="http://schemas.openxmlformats.org/officeDocument/2006/relationships" xmlns:m="http://schemas.openxmlformats.org/officeDocument/2006/math" xmlns:v="urn:schemas-microsoft-com:vml" xmlns:wp14="http://schemas.microsoft.com/office/word/2010/wordprocessingDrawing" xmlns:wp="http://schemas.openxmlformats.org/drawingml/2006/wordprocessingDrawing" xmlns:w10="urn:schemas-microsoft-com:office:word" xmlns:w="http://schemas.openxmlformats.org/wordprocessingml/2006/main" xmlns:w14="http://schemas.microsoft.com/office/word/2010/wordml" xmlns:w15="http://schemas.microsoft.com/office/word/2012/wordml" xmlns:w16cei="http://schemas.microsoft.com/office/word/2026/wordml/cei" xmlns:w16cex="http://schemas.microsoft.com/office/word/2018/wordml/cex" xmlns:w16cid="http://schemas.microsoft.com/office/word/2016/wordml/cid" xmlns:w16="http://schemas.microsoft.com/office/word/2018/wordml" xmlns:w16du="http://schemas.microsoft.com/office/word/2023/wordml/word16du" xmlns:w16sdtdh="http://schemas.microsoft.com/office/word/2020/wordml/sdtdatahash" xmlns:w16sdtfl="http://schemas.microsoft.com/office/word/2024/wordml/sdtformatlock" xmlns:w16se="http://schemas.microsoft.com/office/word/2015/wordml/symex" xmlns:wpg="http://schemas.microsoft.com/office/word/2010/wordprocessingGroup" xmlns:wpi="http://schemas.microsoft.com/office/word/2010/wordprocessingInk" xmlns:wne="http://schemas.microsoft.com/office/word/2006/wordml" xmlns:wps="http://schemas.microsoft.com/office/word/2010/wordprocessingShape" mc:Ignorable="w14 w15 w16se w16cid w16 w16cex w16sdtdh w16sdtfl w16du wp14">
   <w:body>
     <w:p>
       <w:pPr>
@@ -343,21 +343,7 @@
           <w:i/>
           <w:iCs/>
         </w:rPr>
-        <w:t>January</w:t>
-      </w:r>
-      <w:r>
-        <w:rPr>
-          <w:i/>
-          <w:iCs/>
-        </w:rPr>
-        <w:t xml:space="preserve"> 202</w:t>
-      </w:r>
-      <w:r>
-        <w:rPr>
-          <w:i/>
-          <w:iCs/>
-        </w:rPr>
-        <w:t>5</w:t>
+        <w:t>December 2022</w:t>
       </w:r>
       <w:r>
         <w:rPr>
@@ -448,14 +434,14 @@
           <w:i/>
           <w:iCs/>
         </w:rPr>
-        <w:t xml:space="preserve"> – December 202</w:t>
-      </w:r>
-      <w:r>
-        <w:rPr>
-          <w:i/>
-          <w:iCs/>
-        </w:rPr>
-        <w:t>4</w:t>
+        <w:t xml:space="preserve"> – </w:t>
+      </w:r>
+      <w:r>
+        <w:rPr>
+          <w:i/>
+          <w:iCs/>
+        </w:rPr>
+        <w:t>December 2022</w:t>
       </w:r>
     </w:p>
     <w:p>
@@ -516,14 +502,14 @@
           <w:i/>
           <w:iCs/>
         </w:rPr>
-        <w:t>March</w:t>
-      </w:r>
-      <w:r>
-        <w:rPr>
-          <w:i/>
-          <w:iCs/>
-        </w:rPr>
-        <w:t xml:space="preserve"> 2020 – </w:t>
+        <w:t>February 2020</w:t>
+      </w:r>
+      <w:r>
+        <w:rPr>
+          <w:i/>
+          <w:iCs/>
+        </w:rPr>
+        <w:t xml:space="preserve"> – </w:t>
       </w:r>
       <w:r>
         <w:rPr>
@@ -672,21 +658,7 @@
           <w:i/>
           <w:iCs/>
         </w:rPr>
-        <w:t xml:space="preserve">September </w:t>
-      </w:r>
-      <w:r>
-        <w:rPr>
-          <w:i/>
-          <w:iCs/>
-        </w:rPr>
-        <w:t>201</w:t>
-      </w:r>
-      <w:r>
-        <w:rPr>
-          <w:i/>
-          <w:iCs/>
-        </w:rPr>
-        <w:t>7</w:t>
+        <w:t>April 2017</w:t>
       </w:r>
       <w:r>
         <w:rPr>
@@ -793,21 +765,7 @@
           <w:i/>
           <w:iCs/>
         </w:rPr>
-        <w:t>September</w:t>
-      </w:r>
-      <w:r>
-        <w:rPr>
-          <w:i/>
-          <w:iCs/>
-        </w:rPr>
-        <w:t xml:space="preserve"> 201</w:t>
-      </w:r>
-      <w:r>
-        <w:rPr>
-          <w:i/>
-          <w:iCs/>
-        </w:rPr>
-        <w:t>5</w:t>
+        <w:t>October 2015</w:t>
       </w:r>
       <w:r>
         <w:rPr>
@@ -821,14 +779,7 @@
           <w:i/>
           <w:iCs/>
         </w:rPr>
-        <w:t>January</w:t>
-      </w:r>
-      <w:r>
-        <w:rPr>
-          <w:i/>
-          <w:iCs/>
-        </w:rPr>
-        <w:t xml:space="preserve"> 2017</w:t>
+        <w:t>March 2017</w:t>
       </w:r>
     </w:p>
     <w:p>
@@ -948,7 +899,7 @@
 </file>
 
 <file path=word/numbering.xml><?xml version="1.0" encoding="utf-8"?>
-<w:numbering xmlns:wpc="http://schemas.microsoft.com/office/word/2010/wordprocessingCanvas" xmlns:cx="http://schemas.microsoft.com/office/drawing/2014/chartex" xmlns:cx1="http://schemas.microsoft.com/office/drawing/2015/9/8/chartex" xmlns:cx2="http://schemas.microsoft.com/office/drawing/2015/10/21/chartex" xmlns:cx3="http://schemas.microsoft.com/office/drawing/2016/5/9/chartex" xmlns:cx4="http://schemas.microsoft.com/office/drawing/2016/5/10/chartex" xmlns:cx5="http://schemas.microsoft.com/office/drawing/2016/5/11/chartex" xmlns:cx6="http://schemas.microsoft.com/office/drawing/2016/5/12/chartex" xmlns:cx7="http://schemas.microsoft.com/office/drawing/2016/5/13/chartex" xmlns:cx8="http://schemas.microsoft.com/office/drawing/2016/5/14/chartex" xmlns:mc="http://schemas.openxmlformats.org/markup-compatibility/2006" xmlns:aink="http://schemas.microsoft.com/office/drawing/2016/ink" xmlns:am3d="http://schemas.microsoft.com/office/drawing/2017/model3d" xmlns:o="urn:schemas-microsoft-com:office:office" xmlns:oel="http://schemas.microsoft.com/office/2019/extlst" xmlns:r="http://schemas.openxmlformats.org/officeDocument/2006/relationships" xmlns:m="http://schemas.openxmlformats.org/officeDocument/2006/math" xmlns:v="urn:schemas-microsoft-com:vml" xmlns:wp14="http://schemas.microsoft.com/office/word/2010/wordprocessingDrawing" xmlns:wp="http://schemas.openxmlformats.org/drawingml/2006/wordprocessingDrawing" xmlns:w10="urn:schemas-microsoft-com:office:word" xmlns:w="http://schemas.openxmlformats.org/wordprocessingml/2006/main" xmlns:w14="http://schemas.microsoft.com/office/word/2010/wordml" xmlns:w15="http://schemas.microsoft.com/office/word/2012/wordml" xmlns:w16cex="http://schemas.microsoft.com/office/word/2018/wordml/cex" xmlns:w16cid="http://schemas.microsoft.com/office/word/2016/wordml/cid" xmlns:w16="http://schemas.microsoft.com/office/word/2018/wordml" xmlns:w16du="http://schemas.microsoft.com/office/word/2023/wordml/word16du" xmlns:w16sdtdh="http://schemas.microsoft.com/office/word/2020/wordml/sdtdatahash" xmlns:w16sdtfl="http://schemas.microsoft.com/office/word/2024/wordml/sdtformatlock" xmlns:w16se="http://schemas.microsoft.com/office/word/2015/wordml/symex" xmlns:wpg="http://schemas.microsoft.com/office/word/2010/wordprocessingGroup" xmlns:wpi="http://schemas.microsoft.com/office/word/2010/wordprocessingInk" xmlns:wne="http://schemas.microsoft.com/office/word/2006/wordml" xmlns:wps="http://schemas.microsoft.com/office/word/2010/wordprocessingShape" mc:Ignorable="w14 w15 w16se w16cid w16 w16cex w16sdtdh w16sdtfl w16du wp14">
+<w:numbering xmlns:wpc="http://schemas.microsoft.com/office/word/2010/wordprocessingCanvas" xmlns:cx="http://schemas.microsoft.com/office/drawing/2014/chartex" xmlns:cx1="http://schemas.microsoft.com/office/drawing/2015/9/8/chartex" xmlns:cx2="http://schemas.microsoft.com/office/drawing/2015/10/21/chartex" xmlns:cx3="http://schemas.microsoft.com/office/drawing/2016/5/9/chartex" xmlns:cx4="http://schemas.microsoft.com/office/drawing/2016/5/10/chartex" xmlns:cx5="http://schemas.microsoft.com/office/drawing/2016/5/11/chartex" xmlns:cx6="http://schemas.microsoft.com/office/drawing/2016/5/12/chartex" xmlns:cx7="http://schemas.microsoft.com/office/drawing/2016/5/13/chartex" xmlns:cx8="http://schemas.microsoft.com/office/drawing/2016/5/14/chartex" xmlns:mc="http://schemas.openxmlformats.org/markup-compatibility/2006" xmlns:aink="http://schemas.microsoft.com/office/drawing/2016/ink" xmlns:am3d="http://schemas.microsoft.com/office/drawing/2017/model3d" xmlns:o="urn:schemas-microsoft-com:office:office" xmlns:oel="http://schemas.microsoft.com/office/2019/extlst" xmlns:r="http://schemas.openxmlformats.org/officeDocument/2006/relationships" xmlns:m="http://schemas.openxmlformats.org/officeDocument/2006/math" xmlns:v="urn:schemas-microsoft-com:vml" xmlns:wp14="http://schemas.microsoft.com/office/word/2010/wordprocessingDrawing" xmlns:wp="http://schemas.openxmlformats.org/drawingml/2006/wordprocessingDrawing" xmlns:w10="urn:schemas-microsoft-com:office:word" xmlns:w="http://schemas.openxmlformats.org/wordprocessingml/2006/main" xmlns:w14="http://schemas.microsoft.com/office/word/2010/wordml" xmlns:w15="http://schemas.microsoft.com/office/word/2012/wordml" xmlns:w16cei="http://schemas.microsoft.com/office/word/2026/wordml/cei" xmlns:w16cex="http://schemas.microsoft.com/office/word/2018/wordml/cex" xmlns:w16cid="http://schemas.microsoft.com/office/word/2016/wordml/cid" xmlns:w16="http://schemas.microsoft.com/office/word/2018/wordml" xmlns:w16du="http://schemas.microsoft.com/office/word/2023/wordml/word16du" xmlns:w16sdtdh="http://schemas.microsoft.com/office/word/2020/wordml/sdtdatahash" xmlns:w16sdtfl="http://schemas.microsoft.com/office/word/2024/wordml/sdtformatlock" xmlns:w16se="http://schemas.microsoft.com/office/word/2015/wordml/symex" xmlns:wpg="http://schemas.microsoft.com/office/word/2010/wordprocessingGroup" xmlns:wpi="http://schemas.microsoft.com/office/word/2010/wordprocessingInk" xmlns:wne="http://schemas.microsoft.com/office/word/2006/wordml" xmlns:wps="http://schemas.microsoft.com/office/word/2010/wordprocessingShape" mc:Ignorable="w14 w15 w16se w16cid w16 w16cex w16sdtdh w16sdtfl w16du wp14">
   <w:abstractNum w:abstractNumId="0" w15:restartNumberingAfterBreak="0">
     <w:nsid w:val="243F501E"/>
     <w:multiLevelType w:val="multilevel"/>
